--- a/未來換帳號的工作流程_Claude code.docx
+++ b/未來換帳號的工作流程_Claude code.docx
@@ -94,6 +94,89 @@
       </w:r>
       <w:r>
         <w:t xml:space="preserve"> NAS</w:t>
+      </w:r>
+    </w:p>
+    <w:p/>
+    <w:p/>
+    <w:p>
+      <w:r>
+        <w:t>未來換帳號的完整流程：</w:t>
+      </w:r>
+    </w:p>
+    <w:p>
+      <w:pPr>
+        <w:numPr>
+          <w:ilvl w:val="0"/>
+          <w:numId w:val="2"/>
+        </w:numPr>
+      </w:pPr>
+      <w:r>
+        <w:t>打開新的</w:t>
+      </w:r>
+      <w:r>
+        <w:t xml:space="preserve"> Claude </w:t>
+      </w:r>
+      <w:r>
+        <w:t>對話</w:t>
+      </w:r>
+    </w:p>
+    <w:p>
+      <w:pPr>
+        <w:numPr>
+          <w:ilvl w:val="0"/>
+          <w:numId w:val="2"/>
+        </w:numPr>
+      </w:pPr>
+      <w:r>
+        <w:t>貼這句話：</w:t>
+      </w:r>
+    </w:p>
+    <w:p>
+      <w:r>
+        <w:t>我的專案在</w:t>
+      </w:r>
+      <w:r>
+        <w:t xml:space="preserve"> GitHub</w:t>
+      </w:r>
+      <w:r>
+        <w:t>：</w:t>
+      </w:r>
+      <w:hyperlink r:id="rId5" w:tgtFrame="_blank" w:history="1">
+        <w:r>
+          <w:rPr>
+            <w:rStyle w:val="ae"/>
+          </w:rPr>
+          <w:t>https://github.com/ezdivemagazine-del/mailer</w:t>
+        </w:r>
+      </w:hyperlink>
+      <w:r>
+        <w:br/>
+      </w:r>
+      <w:r>
+        <w:t>請先讀</w:t>
+      </w:r>
+      <w:r>
+        <w:t xml:space="preserve"> CLAUDE.md </w:t>
+      </w:r>
+      <w:r>
+        <w:t>和</w:t>
+      </w:r>
+      <w:r>
+        <w:t xml:space="preserve"> CHANGELOG.md</w:t>
+      </w:r>
+      <w:r>
+        <w:t>，然後幫我</w:t>
+      </w:r>
+      <w:r>
+        <w:t xml:space="preserve"> ___</w:t>
+      </w:r>
+    </w:p>
+    <w:p>
+      <w:r>
+        <w:t xml:space="preserve">Claude </w:t>
+      </w:r>
+      <w:r>
+        <w:t>就能立刻接手，不需要重新解釋一遍。</w:t>
       </w:r>
     </w:p>
     <w:p/>
@@ -110,6 +193,119 @@
 <file path=word/numbering.xml><?xml version="1.0" encoding="utf-8"?>
 <w:numbering xmlns:wpc="http://schemas.microsoft.com/office/word/2010/wordprocessingCanvas" xmlns:cx="http://schemas.microsoft.com/office/drawing/2014/chartex" xmlns:cx1="http://schemas.microsoft.com/office/drawing/2015/9/8/chartex" xmlns:cx2="http://schemas.microsoft.com/office/drawing/2015/10/21/chartex" xmlns:cx3="http://schemas.microsoft.com/office/drawing/2016/5/9/chartex" xmlns:cx4="http://schemas.microsoft.com/office/drawing/2016/5/10/chartex" xmlns:cx5="http://schemas.microsoft.com/office/drawing/2016/5/11/chartex" xmlns:cx6="http://schemas.microsoft.com/office/drawing/2016/5/12/chartex" xmlns:cx7="http://schemas.microsoft.com/office/drawing/2016/5/13/chartex" xmlns:cx8="http://schemas.microsoft.com/office/drawing/2016/5/14/chartex" xmlns:mc="http://schemas.openxmlformats.org/markup-compatibility/2006" xmlns:m="http://schemas.openxmlformats.org/officeDocument/2006/math" xmlns:aink="http://schemas.microsoft.com/office/drawing/2016/ink" xmlns:am3d="http://schemas.microsoft.com/office/drawing/2017/model3d" xmlns:oel="http://schemas.microsoft.com/office/2019/extlst" xmlns:r="http://schemas.openxmlformats.org/officeDocument/2006/relationships" xmlns:wp14="http://schemas.microsoft.com/office/word/2010/wordprocessingDrawing" xmlns:wp="http://schemas.openxmlformats.org/drawingml/2006/wordprocessingDrawing" xmlns:wpg="http://schemas.microsoft.com/office/word/2010/wordprocessingGroup" xmlns:wpi="http://schemas.microsoft.com/office/word/2010/wordprocessingInk" xmlns:wps="http://schemas.microsoft.com/office/word/2010/wordprocessingShape" xmlns:o="urn:schemas-microsoft-com:office:office" xmlns:v="urn:schemas-microsoft-com:vml" xmlns:w10="urn:schemas-microsoft-com:office:word" xmlns:w="http://schemas.openxmlformats.org/wordprocessingml/2006/main" xmlns:w14="http://schemas.microsoft.com/office/word/2010/wordml" xmlns:w15="http://schemas.microsoft.com/office/word/2012/wordml" xmlns:w16cex="http://schemas.microsoft.com/office/word/2018/wordml/cex" xmlns:w16cid="http://schemas.microsoft.com/office/word/2016/wordml/cid" xmlns:w16="http://schemas.microsoft.com/office/word/2018/wordml" xmlns:w16sdtdh="http://schemas.microsoft.com/office/word/2020/wordml/sdtdatahash" xmlns:w16sdtfl="http://schemas.microsoft.com/office/word/2024/wordml/sdtformatlock" xmlns:w16se="http://schemas.microsoft.com/office/word/2015/wordml/symex" xmlns:w16du="http://schemas.microsoft.com/office/word/2023/wordml/word16du" xmlns:wne="http://schemas.microsoft.com/office/word/2006/wordml" mc:Ignorable="w14 w15 w16se w16cid w16 w16cex w16sdtdh w16sdtfl w16du wp14">
   <w:abstractNum w:abstractNumId="0" w15:restartNumberingAfterBreak="0">
+    <w:nsid w:val="6B404E63"/>
+    <w:multiLevelType w:val="multilevel"/>
+    <w:tmpl w:val="D4C04F0A"/>
+    <w:lvl w:ilvl="0">
+      <w:start w:val="1"/>
+      <w:numFmt w:val="decimal"/>
+      <w:lvlText w:val="%1."/>
+      <w:lvlJc w:val="left"/>
+      <w:pPr>
+        <w:tabs>
+          <w:tab w:val="num" w:pos="720"/>
+        </w:tabs>
+        <w:ind w:left="720" w:hanging="360"/>
+      </w:pPr>
+    </w:lvl>
+    <w:lvl w:ilvl="1" w:tentative="1">
+      <w:start w:val="1"/>
+      <w:numFmt w:val="decimal"/>
+      <w:lvlText w:val="%2."/>
+      <w:lvlJc w:val="left"/>
+      <w:pPr>
+        <w:tabs>
+          <w:tab w:val="num" w:pos="1440"/>
+        </w:tabs>
+        <w:ind w:left="1440" w:hanging="360"/>
+      </w:pPr>
+    </w:lvl>
+    <w:lvl w:ilvl="2" w:tentative="1">
+      <w:start w:val="1"/>
+      <w:numFmt w:val="decimal"/>
+      <w:lvlText w:val="%3."/>
+      <w:lvlJc w:val="left"/>
+      <w:pPr>
+        <w:tabs>
+          <w:tab w:val="num" w:pos="2160"/>
+        </w:tabs>
+        <w:ind w:left="2160" w:hanging="360"/>
+      </w:pPr>
+    </w:lvl>
+    <w:lvl w:ilvl="3" w:tentative="1">
+      <w:start w:val="1"/>
+      <w:numFmt w:val="decimal"/>
+      <w:lvlText w:val="%4."/>
+      <w:lvlJc w:val="left"/>
+      <w:pPr>
+        <w:tabs>
+          <w:tab w:val="num" w:pos="2880"/>
+        </w:tabs>
+        <w:ind w:left="2880" w:hanging="360"/>
+      </w:pPr>
+    </w:lvl>
+    <w:lvl w:ilvl="4" w:tentative="1">
+      <w:start w:val="1"/>
+      <w:numFmt w:val="decimal"/>
+      <w:lvlText w:val="%5."/>
+      <w:lvlJc w:val="left"/>
+      <w:pPr>
+        <w:tabs>
+          <w:tab w:val="num" w:pos="3600"/>
+        </w:tabs>
+        <w:ind w:left="3600" w:hanging="360"/>
+      </w:pPr>
+    </w:lvl>
+    <w:lvl w:ilvl="5" w:tentative="1">
+      <w:start w:val="1"/>
+      <w:numFmt w:val="decimal"/>
+      <w:lvlText w:val="%6."/>
+      <w:lvlJc w:val="left"/>
+      <w:pPr>
+        <w:tabs>
+          <w:tab w:val="num" w:pos="4320"/>
+        </w:tabs>
+        <w:ind w:left="4320" w:hanging="360"/>
+      </w:pPr>
+    </w:lvl>
+    <w:lvl w:ilvl="6" w:tentative="1">
+      <w:start w:val="1"/>
+      <w:numFmt w:val="decimal"/>
+      <w:lvlText w:val="%7."/>
+      <w:lvlJc w:val="left"/>
+      <w:pPr>
+        <w:tabs>
+          <w:tab w:val="num" w:pos="5040"/>
+        </w:tabs>
+        <w:ind w:left="5040" w:hanging="360"/>
+      </w:pPr>
+    </w:lvl>
+    <w:lvl w:ilvl="7" w:tentative="1">
+      <w:start w:val="1"/>
+      <w:numFmt w:val="decimal"/>
+      <w:lvlText w:val="%8."/>
+      <w:lvlJc w:val="left"/>
+      <w:pPr>
+        <w:tabs>
+          <w:tab w:val="num" w:pos="5760"/>
+        </w:tabs>
+        <w:ind w:left="5760" w:hanging="360"/>
+      </w:pPr>
+    </w:lvl>
+    <w:lvl w:ilvl="8" w:tentative="1">
+      <w:start w:val="1"/>
+      <w:numFmt w:val="decimal"/>
+      <w:lvlText w:val="%9."/>
+      <w:lvlJc w:val="left"/>
+      <w:pPr>
+        <w:tabs>
+          <w:tab w:val="num" w:pos="6480"/>
+        </w:tabs>
+        <w:ind w:left="6480" w:hanging="360"/>
+      </w:pPr>
+    </w:lvl>
+  </w:abstractNum>
+  <w:abstractNum w:abstractNumId="1" w15:restartNumberingAfterBreak="0">
     <w:nsid w:val="6E2B2B6C"/>
     <w:multiLevelType w:val="multilevel"/>
     <w:tmpl w:val="090C4BA4"/>
@@ -223,6 +419,9 @@
     </w:lvl>
   </w:abstractNum>
   <w:num w:numId="1" w16cid:durableId="654188671">
+    <w:abstractNumId w:val="1"/>
+  </w:num>
+  <w:num w:numId="2" w16cid:durableId="1117872625">
     <w:abstractNumId w:val="0"/>
   </w:num>
 </w:numbering>
@@ -1144,6 +1343,29 @@
       <w:spacing w:val="5"/>
     </w:rPr>
   </w:style>
+  <w:style w:type="character" w:styleId="ae">
+    <w:name w:val="Hyperlink"/>
+    <w:basedOn w:val="a0"/>
+    <w:uiPriority w:val="99"/>
+    <w:unhideWhenUsed/>
+    <w:rsid w:val="006E680D"/>
+    <w:rPr>
+      <w:color w:val="467886" w:themeColor="hyperlink"/>
+      <w:u w:val="single"/>
+    </w:rPr>
+  </w:style>
+  <w:style w:type="character" w:styleId="af">
+    <w:name w:val="Unresolved Mention"/>
+    <w:basedOn w:val="a0"/>
+    <w:uiPriority w:val="99"/>
+    <w:semiHidden/>
+    <w:unhideWhenUsed/>
+    <w:rsid w:val="006E680D"/>
+    <w:rPr>
+      <w:color w:val="605E5C"/>
+      <w:shd w:val="clear" w:color="auto" w:fill="E1DFDD"/>
+    </w:rPr>
+  </w:style>
 </w:styles>
 </file>
 

--- a/未來換帳號的工作流程_Claude code.docx
+++ b/未來換帳號的工作流程_Claude code.docx
@@ -3,7 +3,44 @@
 <w:document xmlns:wpc="http://schemas.microsoft.com/office/word/2010/wordprocessingCanvas" xmlns:cx="http://schemas.microsoft.com/office/drawing/2014/chartex" xmlns:cx1="http://schemas.microsoft.com/office/drawing/2015/9/8/chartex" xmlns:cx2="http://schemas.microsoft.com/office/drawing/2015/10/21/chartex" xmlns:cx3="http://schemas.microsoft.com/office/drawing/2016/5/9/chartex" xmlns:cx4="http://schemas.microsoft.com/office/drawing/2016/5/10/chartex" xmlns:cx5="http://schemas.microsoft.com/office/drawing/2016/5/11/chartex" xmlns:cx6="http://schemas.microsoft.com/office/drawing/2016/5/12/chartex" xmlns:cx7="http://schemas.microsoft.com/office/drawing/2016/5/13/chartex" xmlns:cx8="http://schemas.microsoft.com/office/drawing/2016/5/14/chartex" xmlns:mc="http://schemas.openxmlformats.org/markup-compatibility/2006" xmlns:m="http://schemas.openxmlformats.org/officeDocument/2006/math" xmlns:aink="http://schemas.microsoft.com/office/drawing/2016/ink" xmlns:am3d="http://schemas.microsoft.com/office/drawing/2017/model3d" xmlns:oel="http://schemas.microsoft.com/office/2019/extlst" xmlns:r="http://schemas.openxmlformats.org/officeDocument/2006/relationships" xmlns:wp14="http://schemas.microsoft.com/office/word/2010/wordprocessingDrawing" xmlns:wp="http://schemas.openxmlformats.org/drawingml/2006/wordprocessingDrawing" xmlns:wpg="http://schemas.microsoft.com/office/word/2010/wordprocessingGroup" xmlns:wpi="http://schemas.microsoft.com/office/word/2010/wordprocessingInk" xmlns:wps="http://schemas.microsoft.com/office/word/2010/wordprocessingShape" xmlns:o="urn:schemas-microsoft-com:office:office" xmlns:v="urn:schemas-microsoft-com:vml" xmlns:w10="urn:schemas-microsoft-com:office:word" xmlns:w="http://schemas.openxmlformats.org/wordprocessingml/2006/main" xmlns:w14="http://schemas.microsoft.com/office/word/2010/wordml" xmlns:w15="http://schemas.microsoft.com/office/word/2012/wordml" xmlns:w16cex="http://schemas.microsoft.com/office/word/2018/wordml/cex" xmlns:w16cid="http://schemas.microsoft.com/office/word/2016/wordml/cid" xmlns:w16="http://schemas.microsoft.com/office/word/2018/wordml" xmlns:w16sdtdh="http://schemas.microsoft.com/office/word/2020/wordml/sdtdatahash" xmlns:w16sdtfl="http://schemas.microsoft.com/office/word/2024/wordml/sdtformatlock" xmlns:w16se="http://schemas.microsoft.com/office/word/2015/wordml/symex" xmlns:w16du="http://schemas.microsoft.com/office/word/2023/wordml/word16du" xmlns:wne="http://schemas.microsoft.com/office/word/2006/wordml" mc:Ignorable="w14 w15 w16se w16cid w16 w16cex w16sdtdh w16sdtfl w16du wp14">
   <w:body>
     <w:p>
+      <w:pPr>
+        <w:spacing w:line="400" w:lineRule="exact"/>
+        <w:rPr>
+          <w:rFonts w:ascii="微軟正黑體" w:eastAsia="微軟正黑體" w:hAnsi="微軟正黑體" w:hint="eastAsia"/>
+        </w:rPr>
+      </w:pPr>
       <w:r>
+        <w:rPr>
+          <w:rFonts w:ascii="微軟正黑體" w:eastAsia="微軟正黑體" w:hAnsi="微軟正黑體" w:hint="eastAsia"/>
+        </w:rPr>
+        <w:t>登入網口：</w:t>
+      </w:r>
+      <w:r>
+        <w:rPr>
+          <w:rFonts w:ascii="微軟正黑體" w:eastAsia="微軟正黑體" w:hAnsi="微軟正黑體"/>
+        </w:rPr>
+        <w:t>http://192.168.3.200:8000</w:t>
+      </w:r>
+    </w:p>
+    <w:p>
+      <w:pPr>
+        <w:spacing w:line="400" w:lineRule="exact"/>
+        <w:rPr>
+          <w:rFonts w:ascii="微軟正黑體" w:eastAsia="微軟正黑體" w:hAnsi="微軟正黑體"/>
+        </w:rPr>
+      </w:pPr>
+    </w:p>
+    <w:p>
+      <w:pPr>
+        <w:spacing w:line="400" w:lineRule="exact"/>
+        <w:rPr>
+          <w:rFonts w:ascii="微軟正黑體" w:eastAsia="微軟正黑體" w:hAnsi="微軟正黑體"/>
+        </w:rPr>
+      </w:pPr>
+      <w:r>
+        <w:rPr>
+          <w:rFonts w:ascii="微軟正黑體" w:eastAsia="微軟正黑體" w:hAnsi="微軟正黑體"/>
+        </w:rPr>
         <w:t>未來換帳號的工作流程</w:t>
       </w:r>
     </w:p>
@@ -13,24 +50,16 @@
           <w:ilvl w:val="0"/>
           <w:numId w:val="1"/>
         </w:numPr>
+        <w:spacing w:line="400" w:lineRule="exact"/>
+        <w:rPr>
+          <w:rFonts w:ascii="微軟正黑體" w:eastAsia="微軟正黑體" w:hAnsi="微軟正黑體"/>
+        </w:rPr>
       </w:pPr>
       <w:r>
-        <w:t>把</w:t>
-      </w:r>
-      <w:r>
-        <w:t xml:space="preserve"> GitHub </w:t>
-      </w:r>
-      <w:r>
-        <w:t>連結貼給新</w:t>
-      </w:r>
-      <w:r>
-        <w:t xml:space="preserve"> Claude</w:t>
-      </w:r>
-      <w:r>
-        <w:t>：</w:t>
-      </w:r>
-      <w:r>
-        <w:t>https://github.com/ezdivemagazine-del/mailer</w:t>
+        <w:rPr>
+          <w:rFonts w:ascii="微軟正黑體" w:eastAsia="微軟正黑體" w:hAnsi="微軟正黑體"/>
+        </w:rPr>
+        <w:t>把 GitHub 連結貼給新 Claude：https://github.com/ezdivemagazine-del/mailer</w:t>
       </w:r>
     </w:p>
     <w:p>
@@ -39,15 +68,16 @@
           <w:ilvl w:val="0"/>
           <w:numId w:val="1"/>
         </w:numPr>
+        <w:spacing w:line="400" w:lineRule="exact"/>
+        <w:rPr>
+          <w:rFonts w:ascii="微軟正黑體" w:eastAsia="微軟正黑體" w:hAnsi="微軟正黑體"/>
+        </w:rPr>
       </w:pPr>
       <w:r>
-        <w:t>說「請先讀</w:t>
-      </w:r>
-      <w:r>
-        <w:t xml:space="preserve"> CLAUDE.md</w:t>
-      </w:r>
-      <w:r>
-        <w:t>」</w:t>
+        <w:rPr>
+          <w:rFonts w:ascii="微軟正黑體" w:eastAsia="微軟正黑體" w:hAnsi="微軟正黑體"/>
+        </w:rPr>
+        <w:t>說「請先讀 CLAUDE.md」</w:t>
       </w:r>
     </w:p>
     <w:p>
@@ -56,21 +86,16 @@
           <w:ilvl w:val="0"/>
           <w:numId w:val="1"/>
         </w:numPr>
+        <w:spacing w:line="400" w:lineRule="exact"/>
+        <w:rPr>
+          <w:rFonts w:ascii="微軟正黑體" w:eastAsia="微軟正黑體" w:hAnsi="微軟正黑體"/>
+        </w:rPr>
       </w:pPr>
       <w:r>
-        <w:t>描述你想改什麼</w:t>
-      </w:r>
-      <w:r>
-        <w:t xml:space="preserve"> → Claude </w:t>
-      </w:r>
-      <w:r>
-        <w:t>改好</w:t>
-      </w:r>
-      <w:r>
-        <w:t xml:space="preserve"> → </w:t>
-      </w:r>
-      <w:r>
-        <w:t>你確認</w:t>
+        <w:rPr>
+          <w:rFonts w:ascii="微軟正黑體" w:eastAsia="微軟正黑體" w:hAnsi="微軟正黑體"/>
+        </w:rPr>
+        <w:t>描述你想改什麼 → Claude 改好 → 你確認</w:t>
       </w:r>
     </w:p>
     <w:p>
@@ -79,27 +104,45 @@
           <w:ilvl w:val="0"/>
           <w:numId w:val="1"/>
         </w:numPr>
+        <w:spacing w:line="400" w:lineRule="exact"/>
+        <w:rPr>
+          <w:rFonts w:ascii="微軟正黑體" w:eastAsia="微軟正黑體" w:hAnsi="微軟正黑體"/>
+        </w:rPr>
       </w:pPr>
       <w:r>
-        <w:t xml:space="preserve">Claude </w:t>
-      </w:r>
-      <w:r>
-        <w:t>幫你推上</w:t>
-      </w:r>
-      <w:r>
-        <w:t xml:space="preserve"> GitHub + </w:t>
-      </w:r>
-      <w:r>
-        <w:t>上版到</w:t>
-      </w:r>
-      <w:r>
-        <w:t xml:space="preserve"> NAS</w:t>
+        <w:rPr>
+          <w:rFonts w:ascii="微軟正黑體" w:eastAsia="微軟正黑體" w:hAnsi="微軟正黑體"/>
+        </w:rPr>
+        <w:t>Claude 幫你推上 GitHub + 上版到 NAS</w:t>
       </w:r>
     </w:p>
-    <w:p/>
-    <w:p/>
     <w:p>
+      <w:pPr>
+        <w:spacing w:line="400" w:lineRule="exact"/>
+        <w:rPr>
+          <w:rFonts w:ascii="微軟正黑體" w:eastAsia="微軟正黑體" w:hAnsi="微軟正黑體"/>
+        </w:rPr>
+      </w:pPr>
+    </w:p>
+    <w:p>
+      <w:pPr>
+        <w:spacing w:line="400" w:lineRule="exact"/>
+        <w:rPr>
+          <w:rFonts w:ascii="微軟正黑體" w:eastAsia="微軟正黑體" w:hAnsi="微軟正黑體"/>
+        </w:rPr>
+      </w:pPr>
+    </w:p>
+    <w:p>
+      <w:pPr>
+        <w:spacing w:line="400" w:lineRule="exact"/>
+        <w:rPr>
+          <w:rFonts w:ascii="微軟正黑體" w:eastAsia="微軟正黑體" w:hAnsi="微軟正黑體"/>
+        </w:rPr>
+      </w:pPr>
       <w:r>
+        <w:rPr>
+          <w:rFonts w:ascii="微軟正黑體" w:eastAsia="微軟正黑體" w:hAnsi="微軟正黑體"/>
+        </w:rPr>
         <w:t>未來換帳號的完整流程：</w:t>
       </w:r>
     </w:p>
@@ -109,15 +152,16 @@
           <w:ilvl w:val="0"/>
           <w:numId w:val="2"/>
         </w:numPr>
+        <w:spacing w:line="400" w:lineRule="exact"/>
+        <w:rPr>
+          <w:rFonts w:ascii="微軟正黑體" w:eastAsia="微軟正黑體" w:hAnsi="微軟正黑體"/>
+        </w:rPr>
       </w:pPr>
       <w:r>
-        <w:t>打開新的</w:t>
-      </w:r>
-      <w:r>
-        <w:t xml:space="preserve"> Claude </w:t>
-      </w:r>
-      <w:r>
-        <w:t>對話</w:t>
+        <w:rPr>
+          <w:rFonts w:ascii="微軟正黑體" w:eastAsia="微軟正黑體" w:hAnsi="微軟正黑體"/>
+        </w:rPr>
+        <w:t>打開新的 Claude 對話</w:t>
       </w:r>
     </w:p>
     <w:p>
@@ -126,60 +170,70 @@
           <w:ilvl w:val="0"/>
           <w:numId w:val="2"/>
         </w:numPr>
+        <w:spacing w:line="400" w:lineRule="exact"/>
+        <w:rPr>
+          <w:rFonts w:ascii="微軟正黑體" w:eastAsia="微軟正黑體" w:hAnsi="微軟正黑體"/>
+        </w:rPr>
       </w:pPr>
       <w:r>
+        <w:rPr>
+          <w:rFonts w:ascii="微軟正黑體" w:eastAsia="微軟正黑體" w:hAnsi="微軟正黑體"/>
+        </w:rPr>
         <w:t>貼這句話：</w:t>
       </w:r>
     </w:p>
     <w:p>
+      <w:pPr>
+        <w:spacing w:line="400" w:lineRule="exact"/>
+        <w:rPr>
+          <w:rFonts w:ascii="微軟正黑體" w:eastAsia="微軟正黑體" w:hAnsi="微軟正黑體"/>
+        </w:rPr>
+      </w:pPr>
       <w:r>
-        <w:t>我的專案在</w:t>
-      </w:r>
-      <w:r>
-        <w:t xml:space="preserve"> GitHub</w:t>
-      </w:r>
-      <w:r>
-        <w:t>：</w:t>
+        <w:rPr>
+          <w:rFonts w:ascii="微軟正黑體" w:eastAsia="微軟正黑體" w:hAnsi="微軟正黑體"/>
+        </w:rPr>
+        <w:t>我的專案在 GitHub：</w:t>
       </w:r>
       <w:hyperlink r:id="rId5" w:tgtFrame="_blank" w:history="1">
         <w:r>
           <w:rPr>
             <w:rStyle w:val="ae"/>
+            <w:rFonts w:ascii="微軟正黑體" w:eastAsia="微軟正黑體" w:hAnsi="微軟正黑體"/>
           </w:rPr>
           <w:t>https://github.com/ezdivemagazine-del/mailer</w:t>
         </w:r>
       </w:hyperlink>
       <w:r>
+        <w:rPr>
+          <w:rFonts w:ascii="微軟正黑體" w:eastAsia="微軟正黑體" w:hAnsi="微軟正黑體"/>
+        </w:rPr>
         <w:br/>
-      </w:r>
-      <w:r>
-        <w:t>請先讀</w:t>
-      </w:r>
-      <w:r>
-        <w:t xml:space="preserve"> CLAUDE.md </w:t>
-      </w:r>
-      <w:r>
-        <w:t>和</w:t>
-      </w:r>
-      <w:r>
-        <w:t xml:space="preserve"> CHANGELOG.md</w:t>
-      </w:r>
-      <w:r>
-        <w:t>，然後幫我</w:t>
-      </w:r>
-      <w:r>
-        <w:t xml:space="preserve"> ___</w:t>
+        <w:t>請先讀 CLAUDE.md 和 CHANGELOG.md，然後幫我 ___</w:t>
       </w:r>
     </w:p>
     <w:p>
+      <w:pPr>
+        <w:spacing w:line="400" w:lineRule="exact"/>
+        <w:rPr>
+          <w:rFonts w:ascii="微軟正黑體" w:eastAsia="微軟正黑體" w:hAnsi="微軟正黑體"/>
+        </w:rPr>
+      </w:pPr>
       <w:r>
-        <w:t xml:space="preserve">Claude </w:t>
-      </w:r>
-      <w:r>
-        <w:t>就能立刻接手，不需要重新解釋一遍。</w:t>
+        <w:rPr>
+          <w:rFonts w:ascii="微軟正黑體" w:eastAsia="微軟正黑體" w:hAnsi="微軟正黑體"/>
+        </w:rPr>
+        <w:t>Claude 就能立刻接手，不需要重新解釋一遍。</w:t>
       </w:r>
     </w:p>
-    <w:p/>
+    <w:p>
+      <w:pPr>
+        <w:spacing w:line="400" w:lineRule="exact"/>
+        <w:rPr>
+          <w:rFonts w:ascii="微軟正黑體" w:eastAsia="微軟正黑體" w:hAnsi="微軟正黑體"/>
+        </w:rPr>
+      </w:pPr>
+    </w:p>
     <w:sectPr>
       <w:pgSz w:w="11906" w:h="16838"/>
       <w:pgMar w:top="1440" w:right="1800" w:bottom="1440" w:left="1800" w:header="851" w:footer="992" w:gutter="0"/>
@@ -1032,6 +1086,7 @@
   <w:style w:type="character" w:default="1" w:styleId="a0">
     <w:name w:val="Default Paragraph Font"/>
     <w:uiPriority w:val="1"/>
+    <w:semiHidden/>
     <w:unhideWhenUsed/>
   </w:style>
   <w:style w:type="table" w:default="1" w:styleId="a1">
